--- a/MeetingScribe/Assets/Template/VerbaleRiunione_Template.docx
+++ b/MeetingScribe/Assets/Template/VerbaleRiunione_Template.docx
@@ -37,7 +37,7 @@
         <w:rPr>
           <w:color w:val="808080"/>
         </w:rPr>
-        <w:t>ATELIERTRI</w:t>
+        <w:t>{TEAM}</w:t>
       </w:r>
     </w:p>
     <w:p>
@@ -108,7 +108,7 @@
                           <w:p>
                             <w:pPr>
                               <w:tabs>
-                                <w:tab w:val="left" w:pos="7878"/>
+                                <w:tab w:val="left" w:pos="7380"/>
                               </w:tabs>
                               <w:spacing w:before="0"/>
                               <w:ind w:left="28"/>
@@ -171,61 +171,29 @@
                                 <w:color w:val="FFFFFF"/>
                                 <w:sz w:val="28"/>
                               </w:rPr>
-                              <w:t>08.00</w:t>
+                              <w:t>{TIME}</w:t>
                             </w:r>
                             <w:r>
                               <w:rPr>
                                 <w:color w:val="FFFFFF"/>
-                                <w:spacing w:val="-8"/>
                                 <w:sz w:val="28"/>
+                                <w:lang w:val="en-US"/>
                               </w:rPr>
-                              <w:t xml:space="preserve"> </w:t>
+                              <w:tab/>
                             </w:r>
                             <w:r>
                               <w:rPr>
                                 <w:color w:val="FFFFFF"/>
                                 <w:sz w:val="28"/>
                               </w:rPr>
-                              <w:t>–</w:t>
-                            </w:r>
-                            <w:r>
-                              <w:rPr>
-                                <w:color w:val="FFFFFF"/>
-                                <w:spacing w:val="-6"/>
-                                <w:sz w:val="28"/>
-                              </w:rPr>
-                              <w:t xml:space="preserve"> </w:t>
+                              <w:t>LUOGO-</w:t>
                             </w:r>
                             <w:r>
                               <w:rPr>
                                 <w:color w:val="FFFFFF"/>
                                 <w:sz w:val="28"/>
                               </w:rPr>
-                              <w:t>09.00</w:t>
-                            </w:r>
-                            <w:r>
-                              <w:rPr>
-                                <w:color w:val="FFFFFF"/>
-                                <w:sz w:val="28"/>
-                              </w:rPr>
-                              <w:tab/>
-                              <w:t>LUOGO-AT-</w:t>
-                            </w:r>
-                            <w:r>
-                              <w:rPr>
-                                <w:color w:val="FFFFFF"/>
-                                <w:spacing w:val="-4"/>
-                                <w:sz w:val="28"/>
-                              </w:rPr>
-                              <w:t xml:space="preserve"> </w:t>
-                            </w:r>
-                            <w:r>
-                              <w:rPr>
-                                <w:color w:val="FFFFFF"/>
-                                <w:spacing w:val="-4"/>
-                                <w:sz w:val="28"/>
-                              </w:rPr>
-                              <w:t>1</w:t>
+                              <w:t>{VENUE}</w:t>
                             </w:r>
                           </w:p>
                         </w:txbxContent>
@@ -257,7 +225,7 @@
                     <w:p>
                       <w:pPr>
                         <w:tabs>
-                          <w:tab w:val="left" w:pos="7878"/>
+                          <w:tab w:val="left" w:pos="7380"/>
                         </w:tabs>
                         <w:spacing w:before="0"/>
                         <w:ind w:left="28"/>
@@ -320,61 +288,29 @@
                           <w:color w:val="FFFFFF"/>
                           <w:sz w:val="28"/>
                         </w:rPr>
-                        <w:t>08.00</w:t>
+                        <w:t>{TIME}</w:t>
                       </w:r>
                       <w:r>
                         <w:rPr>
                           <w:color w:val="FFFFFF"/>
-                          <w:spacing w:val="-8"/>
                           <w:sz w:val="28"/>
+                          <w:lang w:val="en-US"/>
                         </w:rPr>
-                        <w:t xml:space="preserve"> </w:t>
+                        <w:tab/>
                       </w:r>
                       <w:r>
                         <w:rPr>
                           <w:color w:val="FFFFFF"/>
                           <w:sz w:val="28"/>
                         </w:rPr>
-                        <w:t>–</w:t>
-                      </w:r>
-                      <w:r>
-                        <w:rPr>
-                          <w:color w:val="FFFFFF"/>
-                          <w:spacing w:val="-6"/>
-                          <w:sz w:val="28"/>
-                        </w:rPr>
-                        <w:t xml:space="preserve"> </w:t>
+                        <w:t>LUOGO-</w:t>
                       </w:r>
                       <w:r>
                         <w:rPr>
                           <w:color w:val="FFFFFF"/>
                           <w:sz w:val="28"/>
                         </w:rPr>
-                        <w:t>09.00</w:t>
-                      </w:r>
-                      <w:r>
-                        <w:rPr>
-                          <w:color w:val="FFFFFF"/>
-                          <w:sz w:val="28"/>
-                        </w:rPr>
-                        <w:tab/>
-                        <w:t>LUOGO-AT-</w:t>
-                      </w:r>
-                      <w:r>
-                        <w:rPr>
-                          <w:color w:val="FFFFFF"/>
-                          <w:spacing w:val="-4"/>
-                          <w:sz w:val="28"/>
-                        </w:rPr>
-                        <w:t xml:space="preserve"> </w:t>
-                      </w:r>
-                      <w:r>
-                        <w:rPr>
-                          <w:color w:val="FFFFFF"/>
-                          <w:spacing w:val="-4"/>
-                          <w:sz w:val="28"/>
-                        </w:rPr>
-                        <w:t>1</w:t>
+                        <w:t>{VENUE}</w:t>
                       </w:r>
                     </w:p>
                   </w:txbxContent>
@@ -1127,11 +1063,21 @@
     <w:r>
       <w:t xml:space="preserve"> di </w:t>
     </w:r>
-    <w:fldSimple w:instr=" NUMPAGES   \* MERGEFORMAT ">
-      <w:r>
-        <w:t>1</w:t>
-      </w:r>
-    </w:fldSimple>
+    <w:r>
+      <w:fldChar w:fldCharType="begin"/>
+    </w:r>
+    <w:r>
+      <w:instrText xml:space="preserve"> NUMPAGES   \* MERGEFORMAT </w:instrText>
+    </w:r>
+    <w:r>
+      <w:fldChar w:fldCharType="separate"/>
+    </w:r>
+    <w:r>
+      <w:t>1</w:t>
+    </w:r>
+    <w:r>
+      <w:fldChar w:fldCharType="end"/>
+    </w:r>
   </w:p>
 </w:ftr>
 </file>
@@ -5812,23 +5758,6 @@
 </file>
 
 <file path=customXml/item2.xml><?xml version="1.0" encoding="utf-8"?>
-<b:Sources xmlns:b="http://schemas.openxmlformats.org/officeDocument/2006/bibliography" xmlns="http://schemas.openxmlformats.org/officeDocument/2006/bibliography" SelectedStyle="\APA.XSL" StyleName="APA Fifth Edition"/>
-</file>
-
-<file path=customXml/item3.xml><?xml version="1.0" encoding="utf-8"?>
-<p:properties xmlns:p="http://schemas.microsoft.com/office/2006/metadata/properties" xmlns:xsi="http://www.w3.org/2001/XMLSchema-instance" xmlns:pc="http://schemas.microsoft.com/office/infopath/2007/PartnerControls">
-  <documentManagement>
-    <TaxCatchAll xmlns="c1a0a333-977f-4c4b-b62b-8bc9f909745b" xsi:nil="true"/>
-    <lcf76f155ced4ddcb4097134ff3c332f xmlns="df2924c1-27cb-460b-b2c4-978bb41ec4ad">
-      <Terms xmlns="http://schemas.microsoft.com/office/infopath/2007/PartnerControls"/>
-    </lcf76f155ced4ddcb4097134ff3c332f>
-    <_Flow_SignoffStatus xmlns="df2924c1-27cb-460b-b2c4-978bb41ec4ad" xsi:nil="true"/>
-    <Commento xmlns="df2924c1-27cb-460b-b2c4-978bb41ec4ad" xsi:nil="true"/>
-  </documentManagement>
-</p:properties>
-</file>
-
-<file path=customXml/item4.xml><?xml version="1.0" encoding="utf-8"?>
 <ct:contentTypeSchema xmlns:ct="http://schemas.microsoft.com/office/2006/metadata/contentType" xmlns:ma="http://schemas.microsoft.com/office/2006/metadata/properties/metaAttributes" ct:_="" ma:_="" ma:contentTypeName="Documento" ma:contentTypeID="0x010100E8ED20E3BB538643967B18AD079F7857" ma:contentTypeVersion="20" ma:contentTypeDescription="Creare un nuovo documento." ma:contentTypeScope="" ma:versionID="38564a621a20344efb2ddbef77586a14">
   <xsd:schema xmlns:xsd="http://www.w3.org/2001/XMLSchema" xmlns:xs="http://www.w3.org/2001/XMLSchema" xmlns:p="http://schemas.microsoft.com/office/2006/metadata/properties" xmlns:ns2="df2924c1-27cb-460b-b2c4-978bb41ec4ad" xmlns:ns3="c1a0a333-977f-4c4b-b62b-8bc9f909745b" targetNamespace="http://schemas.microsoft.com/office/2006/metadata/properties" ma:root="true" ma:fieldsID="8396291d017dff1bb133c49b9ea5e9a0" ns2:_="" ns3:_="">
     <xsd:import namespace="df2924c1-27cb-460b-b2c4-978bb41ec4ad"/>
@@ -6097,6 +6026,23 @@
 </ct:contentTypeSchema>
 </file>
 
+<file path=customXml/item3.xml><?xml version="1.0" encoding="utf-8"?>
+<p:properties xmlns:p="http://schemas.microsoft.com/office/2006/metadata/properties" xmlns:xsi="http://www.w3.org/2001/XMLSchema-instance" xmlns:pc="http://schemas.microsoft.com/office/infopath/2007/PartnerControls">
+  <documentManagement>
+    <TaxCatchAll xmlns="c1a0a333-977f-4c4b-b62b-8bc9f909745b" xsi:nil="true"/>
+    <lcf76f155ced4ddcb4097134ff3c332f xmlns="df2924c1-27cb-460b-b2c4-978bb41ec4ad">
+      <Terms xmlns="http://schemas.microsoft.com/office/infopath/2007/PartnerControls"/>
+    </lcf76f155ced4ddcb4097134ff3c332f>
+    <_Flow_SignoffStatus xmlns="df2924c1-27cb-460b-b2c4-978bb41ec4ad" xsi:nil="true"/>
+    <Commento xmlns="df2924c1-27cb-460b-b2c4-978bb41ec4ad" xsi:nil="true"/>
+  </documentManagement>
+</p:properties>
+</file>
+
+<file path=customXml/item4.xml><?xml version="1.0" encoding="utf-8"?>
+<b:Sources xmlns:b="http://schemas.openxmlformats.org/officeDocument/2006/bibliography" xmlns="http://schemas.openxmlformats.org/officeDocument/2006/bibliography" SelectedStyle="\APA.XSL" StyleName="APA Fifth Edition"/>
+</file>
+
 <file path=customXml/itemProps1.xml><?xml version="1.0" encoding="utf-8"?>
 <ds:datastoreItem xmlns:ds="http://schemas.openxmlformats.org/officeDocument/2006/customXml" ds:itemID="{D400AE2A-B1FE-4331-9E57-14CB4C5C186D}">
   <ds:schemaRefs>
@@ -6106,9 +6052,20 @@
 </file>
 
 <file path=customXml/itemProps2.xml><?xml version="1.0" encoding="utf-8"?>
-<ds:datastoreItem xmlns:ds="http://schemas.openxmlformats.org/officeDocument/2006/customXml" ds:itemID="{38D402A9-EFDD-475F-B659-62C22248053A}">
+<ds:datastoreItem xmlns:ds="http://schemas.openxmlformats.org/officeDocument/2006/customXml" ds:itemID="{812DEF69-C5A0-4BED-BFAB-A44632B1E8E0}">
   <ds:schemaRefs>
-    <ds:schemaRef ds:uri="http://schemas.openxmlformats.org/officeDocument/2006/bibliography"/>
+    <ds:schemaRef ds:uri="http://schemas.microsoft.com/office/2006/metadata/contentType"/>
+    <ds:schemaRef ds:uri="http://schemas.microsoft.com/office/2006/metadata/properties/metaAttributes"/>
+    <ds:schemaRef ds:uri="http://www.w3.org/2001/XMLSchema"/>
+    <ds:schemaRef ds:uri="http://schemas.microsoft.com/office/2006/metadata/properties"/>
+    <ds:schemaRef ds:uri="df2924c1-27cb-460b-b2c4-978bb41ec4ad"/>
+    <ds:schemaRef ds:uri="c1a0a333-977f-4c4b-b62b-8bc9f909745b"/>
+    <ds:schemaRef ds:uri="http://schemas.microsoft.com/office/2006/documentManagement/types"/>
+    <ds:schemaRef ds:uri="http://schemas.microsoft.com/office/infopath/2007/PartnerControls"/>
+    <ds:schemaRef ds:uri="http://schemas.openxmlformats.org/package/2006/metadata/core-properties"/>
+    <ds:schemaRef ds:uri="http://purl.org/dc/elements/1.1/"/>
+    <ds:schemaRef ds:uri="http://purl.org/dc/terms/"/>
+    <ds:schemaRef ds:uri="http://schemas.microsoft.com/internal/obd"/>
   </ds:schemaRefs>
 </ds:datastoreItem>
 </file>
@@ -6125,20 +6082,9 @@
 </file>
 
 <file path=customXml/itemProps4.xml><?xml version="1.0" encoding="utf-8"?>
-<ds:datastoreItem xmlns:ds="http://schemas.openxmlformats.org/officeDocument/2006/customXml" ds:itemID="{812DEF69-C5A0-4BED-BFAB-A44632B1E8E0}">
+<ds:datastoreItem xmlns:ds="http://schemas.openxmlformats.org/officeDocument/2006/customXml" ds:itemID="{38D402A9-EFDD-475F-B659-62C22248053A}">
   <ds:schemaRefs>
-    <ds:schemaRef ds:uri="http://schemas.microsoft.com/office/2006/metadata/contentType"/>
-    <ds:schemaRef ds:uri="http://schemas.microsoft.com/office/2006/metadata/properties/metaAttributes"/>
-    <ds:schemaRef ds:uri="http://www.w3.org/2001/XMLSchema"/>
-    <ds:schemaRef ds:uri="http://schemas.microsoft.com/office/2006/metadata/properties"/>
-    <ds:schemaRef ds:uri="df2924c1-27cb-460b-b2c4-978bb41ec4ad"/>
-    <ds:schemaRef ds:uri="c1a0a333-977f-4c4b-b62b-8bc9f909745b"/>
-    <ds:schemaRef ds:uri="http://schemas.microsoft.com/office/2006/documentManagement/types"/>
-    <ds:schemaRef ds:uri="http://schemas.microsoft.com/office/infopath/2007/PartnerControls"/>
-    <ds:schemaRef ds:uri="http://schemas.openxmlformats.org/package/2006/metadata/core-properties"/>
-    <ds:schemaRef ds:uri="http://purl.org/dc/elements/1.1/"/>
-    <ds:schemaRef ds:uri="http://purl.org/dc/terms/"/>
-    <ds:schemaRef ds:uri="http://schemas.microsoft.com/internal/obd"/>
+    <ds:schemaRef ds:uri="http://schemas.openxmlformats.org/officeDocument/2006/bibliography"/>
   </ds:schemaRefs>
 </ds:datastoreItem>
 </file>